--- a/src/site/resources/understanding-autism-u3-assessment.docx
+++ b/src/site/resources/understanding-autism-u3-assessment.docx
@@ -182,7 +182,25 @@
           <w:sz w:val="24"/>
           <w:szCs w:val="24"/>
         </w:rPr>
-        <w:t xml:space="preserve"> questions which will assist you in answering the questions in the assessment. Try to answer the questions in the format requested i.e. </w:t>
+        <w:t xml:space="preserve"> questions which will assist you in answering the questions in the assessment. Try to answer the questions in the format requested </w:t>
+      </w:r>
+      <w:proofErr w:type="gramStart"/>
+      <w:r>
+        <w:rPr>
+          <w:rFonts w:ascii="Open Sans" w:hAnsi="Open Sans" w:cs="Open Sans"/>
+          <w:sz w:val="24"/>
+          <w:szCs w:val="24"/>
+        </w:rPr>
+        <w:t>i.e.</w:t>
+      </w:r>
+      <w:proofErr w:type="gramEnd"/>
+      <w:r>
+        <w:rPr>
+          <w:rFonts w:ascii="Open Sans" w:hAnsi="Open Sans" w:cs="Open Sans"/>
+          <w:sz w:val="24"/>
+          <w:szCs w:val="24"/>
+        </w:rPr>
+        <w:t xml:space="preserve"> </w:t>
       </w:r>
       <w:r>
         <w:rPr>
@@ -590,7 +608,27 @@
           <w:sz w:val="32"/>
           <w:szCs w:val="32"/>
         </w:rPr>
-        <w:t>Understand speech, language and communication in individuals with autism</w:t>
+        <w:t xml:space="preserve">Understand speech, </w:t>
+      </w:r>
+      <w:proofErr w:type="gramStart"/>
+      <w:r>
+        <w:rPr>
+          <w:rFonts w:ascii="Open Sans" w:hAnsi="Open Sans" w:cs="Open Sans"/>
+          <w:color w:val="0DA7E0"/>
+          <w:sz w:val="32"/>
+          <w:szCs w:val="32"/>
+        </w:rPr>
+        <w:t>language</w:t>
+      </w:r>
+      <w:proofErr w:type="gramEnd"/>
+      <w:r>
+        <w:rPr>
+          <w:rFonts w:ascii="Open Sans" w:hAnsi="Open Sans" w:cs="Open Sans"/>
+          <w:color w:val="0DA7E0"/>
+          <w:sz w:val="32"/>
+          <w:szCs w:val="32"/>
+        </w:rPr>
+        <w:t xml:space="preserve"> and communication in individuals with autism</w:t>
       </w:r>
     </w:p>
     <w:p>
@@ -688,7 +726,45 @@
           <w:sz w:val="24"/>
           <w:szCs w:val="24"/>
         </w:rPr>
-        <w:t xml:space="preserve">If you are unsure of any questions you should refer back to the specific page number that covers the topic in the course materials.  </w:t>
+        <w:t xml:space="preserve">If you are unsure of any </w:t>
+      </w:r>
+      <w:r>
+        <w:rPr>
+          <w:rFonts w:ascii="Open Sans" w:hAnsi="Open Sans" w:cs="Open Sans"/>
+          <w:bCs/>
+          <w:sz w:val="24"/>
+          <w:szCs w:val="24"/>
+        </w:rPr>
+        <w:t>questions,</w:t>
+      </w:r>
+      <w:r>
+        <w:rPr>
+          <w:rFonts w:ascii="Open Sans" w:hAnsi="Open Sans" w:cs="Open Sans"/>
+          <w:bCs/>
+          <w:sz w:val="24"/>
+          <w:szCs w:val="24"/>
+        </w:rPr>
+        <w:t xml:space="preserve"> you should </w:t>
+      </w:r>
+      <w:proofErr w:type="gramStart"/>
+      <w:r>
+        <w:rPr>
+          <w:rFonts w:ascii="Open Sans" w:hAnsi="Open Sans" w:cs="Open Sans"/>
+          <w:bCs/>
+          <w:sz w:val="24"/>
+          <w:szCs w:val="24"/>
+        </w:rPr>
+        <w:t>refer back</w:t>
+      </w:r>
+      <w:proofErr w:type="gramEnd"/>
+      <w:r>
+        <w:rPr>
+          <w:rFonts w:ascii="Open Sans" w:hAnsi="Open Sans" w:cs="Open Sans"/>
+          <w:bCs/>
+          <w:sz w:val="24"/>
+          <w:szCs w:val="24"/>
+        </w:rPr>
+        <w:t xml:space="preserve"> to the specific page number that covers the topic in the course materials.  </w:t>
       </w:r>
     </w:p>
     <w:p>
@@ -1226,6 +1302,14 @@
             <w:r>
               <w:rPr>
                 <w:rFonts w:ascii="Open Sans" w:hAnsi="Open Sans" w:cs="Open Sans"/>
+                <w:sz w:val="24"/>
+                <w:szCs w:val="24"/>
+              </w:rPr>
+              <w:t xml:space="preserve"> </w:t>
+            </w:r>
+            <w:r>
+              <w:rPr>
+                <w:rFonts w:ascii="Open Sans" w:hAnsi="Open Sans" w:cs="Open Sans"/>
                 <w:spacing w:val="-58"/>
                 <w:sz w:val="24"/>
                 <w:szCs w:val="24"/>
@@ -1294,15 +1378,7 @@
                 <w:sz w:val="24"/>
                 <w:szCs w:val="24"/>
               </w:rPr>
-              <w:t xml:space="preserve">Question </w:t>
-            </w:r>
-            <w:r>
-              <w:rPr>
-                <w:rFonts w:ascii="Open Sans" w:hAnsi="Open Sans" w:cs="Open Sans"/>
-                <w:sz w:val="24"/>
-                <w:szCs w:val="24"/>
-              </w:rPr>
-              <w:t>2</w:t>
+              <w:t>Question 2</w:t>
             </w:r>
           </w:p>
         </w:tc>
@@ -1519,15 +1595,7 @@
                 <w:sz w:val="24"/>
                 <w:szCs w:val="24"/>
               </w:rPr>
-              <w:t xml:space="preserve">Question </w:t>
-            </w:r>
-            <w:r>
-              <w:rPr>
-                <w:rFonts w:ascii="Open Sans" w:hAnsi="Open Sans" w:cs="Open Sans"/>
-                <w:sz w:val="24"/>
-                <w:szCs w:val="24"/>
-              </w:rPr>
-              <w:t>3</w:t>
+              <w:t>Question 3</w:t>
             </w:r>
           </w:p>
         </w:tc>
@@ -1556,15 +1624,7 @@
                 <w:sz w:val="24"/>
                 <w:szCs w:val="24"/>
               </w:rPr>
-              <w:t xml:space="preserve">Session 1 page </w:t>
-            </w:r>
-            <w:r>
-              <w:rPr>
-                <w:rFonts w:ascii="Open Sans" w:hAnsi="Open Sans" w:cs="Open Sans"/>
-                <w:sz w:val="24"/>
-                <w:szCs w:val="24"/>
-              </w:rPr>
-              <w:t>3</w:t>
+              <w:t>Session 1 page 3</w:t>
             </w:r>
           </w:p>
         </w:tc>
@@ -1929,15 +1989,7 @@
                 <w:sz w:val="24"/>
                 <w:szCs w:val="24"/>
               </w:rPr>
-              <w:t xml:space="preserve">Question </w:t>
-            </w:r>
-            <w:r>
-              <w:rPr>
-                <w:rFonts w:ascii="Open Sans" w:hAnsi="Open Sans" w:cs="Open Sans"/>
-                <w:sz w:val="24"/>
-                <w:szCs w:val="24"/>
-              </w:rPr>
-              <w:t>4</w:t>
+              <w:t>Question 4</w:t>
             </w:r>
           </w:p>
         </w:tc>
@@ -1966,15 +2018,7 @@
                 <w:sz w:val="24"/>
                 <w:szCs w:val="24"/>
               </w:rPr>
-              <w:t xml:space="preserve">Session 1 page </w:t>
-            </w:r>
-            <w:r>
-              <w:rPr>
-                <w:rFonts w:ascii="Open Sans" w:hAnsi="Open Sans" w:cs="Open Sans"/>
-                <w:sz w:val="24"/>
-                <w:szCs w:val="24"/>
-              </w:rPr>
-              <w:t>3</w:t>
+              <w:t>Session 1 page 3</w:t>
             </w:r>
           </w:p>
         </w:tc>
@@ -3901,6 +3945,7 @@
           <w:sz w:val="32"/>
           <w:szCs w:val="32"/>
         </w:rPr>
+        <w:lastRenderedPageBreak/>
         <w:t>Section 2</w:t>
       </w:r>
       <w:r>
@@ -4039,7 +4084,45 @@
           <w:sz w:val="24"/>
           <w:szCs w:val="24"/>
         </w:rPr>
-        <w:t xml:space="preserve">If you are unsure of any questions you should refer back to the specific page number that covers the topic in the course materials.  </w:t>
+        <w:t xml:space="preserve">If you are unsure of any </w:t>
+      </w:r>
+      <w:r>
+        <w:rPr>
+          <w:rFonts w:ascii="Open Sans" w:hAnsi="Open Sans" w:cs="Open Sans"/>
+          <w:bCs/>
+          <w:sz w:val="24"/>
+          <w:szCs w:val="24"/>
+        </w:rPr>
+        <w:t>questions,</w:t>
+      </w:r>
+      <w:r>
+        <w:rPr>
+          <w:rFonts w:ascii="Open Sans" w:hAnsi="Open Sans" w:cs="Open Sans"/>
+          <w:bCs/>
+          <w:sz w:val="24"/>
+          <w:szCs w:val="24"/>
+        </w:rPr>
+        <w:t xml:space="preserve"> you should </w:t>
+      </w:r>
+      <w:proofErr w:type="gramStart"/>
+      <w:r>
+        <w:rPr>
+          <w:rFonts w:ascii="Open Sans" w:hAnsi="Open Sans" w:cs="Open Sans"/>
+          <w:bCs/>
+          <w:sz w:val="24"/>
+          <w:szCs w:val="24"/>
+        </w:rPr>
+        <w:t>refer back</w:t>
+      </w:r>
+      <w:proofErr w:type="gramEnd"/>
+      <w:r>
+        <w:rPr>
+          <w:rFonts w:ascii="Open Sans" w:hAnsi="Open Sans" w:cs="Open Sans"/>
+          <w:bCs/>
+          <w:sz w:val="24"/>
+          <w:szCs w:val="24"/>
+        </w:rPr>
+        <w:t xml:space="preserve"> to the specific page number that covers the topic in the course materials.  </w:t>
       </w:r>
     </w:p>
     <w:p>
@@ -6114,7 +6197,45 @@
           <w:sz w:val="24"/>
           <w:szCs w:val="24"/>
         </w:rPr>
-        <w:t xml:space="preserve">If you are unsure of any questions you should refer back to the specific page number that covers the topic in the course materials.  </w:t>
+        <w:t xml:space="preserve">If you are unsure of any </w:t>
+      </w:r>
+      <w:r>
+        <w:rPr>
+          <w:rFonts w:ascii="Open Sans" w:hAnsi="Open Sans" w:cs="Open Sans"/>
+          <w:bCs/>
+          <w:sz w:val="24"/>
+          <w:szCs w:val="24"/>
+        </w:rPr>
+        <w:t>questions,</w:t>
+      </w:r>
+      <w:r>
+        <w:rPr>
+          <w:rFonts w:ascii="Open Sans" w:hAnsi="Open Sans" w:cs="Open Sans"/>
+          <w:bCs/>
+          <w:sz w:val="24"/>
+          <w:szCs w:val="24"/>
+        </w:rPr>
+        <w:t xml:space="preserve"> you should </w:t>
+      </w:r>
+      <w:proofErr w:type="gramStart"/>
+      <w:r>
+        <w:rPr>
+          <w:rFonts w:ascii="Open Sans" w:hAnsi="Open Sans" w:cs="Open Sans"/>
+          <w:bCs/>
+          <w:sz w:val="24"/>
+          <w:szCs w:val="24"/>
+        </w:rPr>
+        <w:t>refer back</w:t>
+      </w:r>
+      <w:proofErr w:type="gramEnd"/>
+      <w:r>
+        <w:rPr>
+          <w:rFonts w:ascii="Open Sans" w:hAnsi="Open Sans" w:cs="Open Sans"/>
+          <w:bCs/>
+          <w:sz w:val="24"/>
+          <w:szCs w:val="24"/>
+        </w:rPr>
+        <w:t xml:space="preserve"> to the specific page number that covers the topic in the course materials.  </w:t>
       </w:r>
     </w:p>
     <w:p>
@@ -6365,14 +6486,13 @@
               <w:rPr>
                 <w:rFonts w:ascii="Open Sans" w:hAnsi="Open Sans" w:cs="Open Sans"/>
               </w:rPr>
-              <w:t>individual</w:t>
-            </w:r>
-            <w:r>
-              <w:rPr>
-                <w:rFonts w:ascii="Open Sans" w:hAnsi="Open Sans" w:cs="Open Sans"/>
-                <w:spacing w:val="-58"/>
-              </w:rPr>
-              <w:t xml:space="preserve"> </w:t>
+              <w:t>individua</w:t>
+            </w:r>
+            <w:r>
+              <w:rPr>
+                <w:rFonts w:ascii="Open Sans" w:hAnsi="Open Sans" w:cs="Open Sans"/>
+              </w:rPr>
+              <w:t xml:space="preserve">l </w:t>
             </w:r>
             <w:r>
               <w:rPr>
@@ -6804,6 +6924,7 @@
               </w:rPr>
               <w:t xml:space="preserve"> </w:t>
             </w:r>
+            <w:proofErr w:type="gramStart"/>
             <w:r>
               <w:rPr>
                 <w:rFonts w:ascii="Open Sans" w:hAnsi="Open Sans" w:cs="Open Sans"/>
@@ -6821,7 +6942,14 @@
               <w:rPr>
                 <w:rFonts w:ascii="Open Sans" w:hAnsi="Open Sans" w:cs="Open Sans"/>
               </w:rPr>
-              <w:t>individual.</w:t>
+              <w:t>individual</w:t>
+            </w:r>
+            <w:proofErr w:type="gramEnd"/>
+            <w:r>
+              <w:rPr>
+                <w:rFonts w:ascii="Open Sans" w:hAnsi="Open Sans" w:cs="Open Sans"/>
+              </w:rPr>
+              <w:t>.</w:t>
             </w:r>
           </w:p>
           <w:p>
@@ -8574,6 +8702,7 @@
           <w:sz w:val="24"/>
           <w:szCs w:val="24"/>
         </w:rPr>
+        <w:lastRenderedPageBreak/>
         <w:t xml:space="preserve">3. </w:t>
       </w:r>
       <w:r>
@@ -8672,6 +8801,7 @@
         </w:rPr>
         <w:t xml:space="preserve"> </w:t>
       </w:r>
+      <w:proofErr w:type="gramStart"/>
       <w:r>
         <w:rPr>
           <w:rFonts w:ascii="Open Sans" w:hAnsi="Open Sans" w:cs="Open Sans"/>
@@ -8697,6 +8827,7 @@
         </w:rPr>
         <w:t>individual</w:t>
       </w:r>
+      <w:proofErr w:type="gramEnd"/>
       <w:r>
         <w:rPr>
           <w:rFonts w:ascii="Open Sans" w:hAnsi="Open Sans" w:cs="Open Sans"/>
